--- a/cmu-decision/server/templates/CMU-AVP.docx
+++ b/cmu-decision/server/templates/CMU-AVP.docx
@@ -716,6 +716,96 @@
           <w:b/>
           <w:bCs/>
         </w:rPr>
+        <w:t xml:space="preserve">V bis. Salvaguardas de no-retención y no-entrenamiento por proveedores API internacionales.</w:t>
+      </w:r>
+      <w:r>
+        <w:t xml:space="preserve"> </w:t>
+      </w:r>
+      <w:r>
+        <w:t xml:space="preserve">Las transferencias a OpenAI, L.L.C., Anthropic, PBC y Twilio, Inc. se realizan bajo los términos comerciales de sus respectivas interfaces programáticas (API), los cuales establecen, a la fecha de este Aviso, las siguientes salvaguardas expresas:</w:t>
+      </w:r>
+    </w:p>
+    <w:p>
+      <w:pPr>
+        <w:pStyle w:val="BodyText"/>
+      </w:pPr>
+      <w:r>
+        <w:rPr>
+          <w:b/>
+          <w:bCs/>
+        </w:rPr>
+        <w:t xml:space="preserve">a) No utilización para entrenamiento de modelos:</w:t>
+      </w:r>
+      <w:r>
+        <w:t xml:space="preserve"> </w:t>
+      </w:r>
+      <w:r>
+        <w:t xml:space="preserve">los datos enviados por CMU a través de la API no son utilizados por los proveedores para entrenar, ajustar o mejorar sus modelos de inteligencia artificial. Esta condición forma parte de las políticas públicas de API de OpenAI y Anthropic y está documentada en sus términos comerciales vigentes.</w:t>
+      </w:r>
+    </w:p>
+    <w:p>
+      <w:pPr>
+        <w:pStyle w:val="BodyText"/>
+      </w:pPr>
+      <w:r>
+        <w:rPr>
+          <w:b/>
+          <w:bCs/>
+        </w:rPr>
+        <w:t xml:space="preserve">b) Retención mínima operativa:</w:t>
+      </w:r>
+      <w:r>
+        <w:t xml:space="preserve"> </w:t>
+      </w:r>
+      <w:r>
+        <w:t xml:space="preserve">los datos se conservan únicamente por el período necesario para completar el procesamiento solicitado y, en su caso, para fines de seguridad, auditoría y cumplimiento regulatorio del propio proveedor, conforme a sus términos.</w:t>
+      </w:r>
+    </w:p>
+    <w:p>
+      <w:pPr>
+        <w:pStyle w:val="BodyText"/>
+      </w:pPr>
+      <w:r>
+        <w:rPr>
+          <w:b/>
+          <w:bCs/>
+        </w:rPr>
+        <w:t xml:space="preserve">c) Trazabilidad interna:</w:t>
+      </w:r>
+      <w:r>
+        <w:t xml:space="preserve"> </w:t>
+      </w:r>
+      <w:r>
+        <w:t xml:space="preserve">CMU mantiene, en su base de datos interna, un registro del proveedor específico que procesó cada documento OCR, la versión del Aviso de Privacidad vigente al momento del procesamiento, y la marca temporal correspondiente, para efectos de auditoría y atención a solicitudes ARCO.</w:t>
+      </w:r>
+    </w:p>
+    <w:p>
+      <w:pPr>
+        <w:pStyle w:val="BodyText"/>
+      </w:pPr>
+      <w:r>
+        <w:rPr>
+          <w:b/>
+          <w:bCs/>
+        </w:rPr>
+        <w:t xml:space="preserve">d) Monitoreo continuo:</w:t>
+      </w:r>
+      <w:r>
+        <w:t xml:space="preserve"> </w:t>
+      </w:r>
+      <w:r>
+        <w:t xml:space="preserve">si alguno de los proveedores mencionados modifica materialmente su política de retención o entrenamiento de modelos, CMU revisará la continuidad de la relación y, de ser necesario, notificará al Titular mediante una nueva versión del Aviso de Privacidad conforme al apartado X.</w:t>
+      </w:r>
+    </w:p>
+    <w:p>
+      <w:pPr>
+        <w:pStyle w:val="BodyText"/>
+      </w:pPr>
+      <w:r>
+        <w:rPr>
+          <w:b/>
+          <w:bCs/>
+        </w:rPr>
         <w:t xml:space="preserve">VI. Plazo de conservación.</w:t>
       </w:r>
       <w:r>
@@ -812,7 +902,7 @@
         <w:t xml:space="preserve"> </w:t>
       </w:r>
       <w:r>
-        <w:t xml:space="preserve">CMU se reserva el derecho de modificar el presente Aviso para mantenerlo actualizado. Cualquier cambio material será comunicado al Titular a través de la PWA y por WhatsApp al número registrado, al menos 15 días naturales antes de su entrada en vigor. La versión vigente estará siempre disponible en la plataforma y en el sitio web institucional.</w:t>
+        <w:t xml:space="preserve">CMU se reserva el derecho de modificar el presente Aviso para mantenerlo actualizado. Cualquier cambio material será comunicado al Titular a través de la PWA y por WhatsApp al número registrado, al menos 15 días naturales antes de su entrada en vigor. La versión vigente estará siempre disponible en la plataforma y en el sitio web institucional conductores.lat.</w:t>
       </w:r>
     </w:p>
     <w:p>
